--- a/MIMs-latest-hr.docx
+++ b/MIMs-latest-hr.docx
@@ -86,7 +86,7 @@
           <w:color w:val="003399"/>
           <w:sz w:val="52"/>
         </w:rPr>
-        <w:t>Kontrolni popis za javnu nabavu uz primjenu minimalnih mehanizama interoperabilnosti (MIMs)</w:t>
+        <w:t>Kontrolni popis za javnu nabavu na temelju minimalnih mehanizama interoperabilnosti (MIMs)</w:t>
       </w:r>
     </w:p>
     <w:p>
@@ -101,7 +101,7 @@
           <w:color w:val="C2186F"/>
           <w:sz w:val="30"/>
         </w:rPr>
-        <w:t>Što uvrstiti u nadmetanje kako bi grad zadržao svoje podatke</w:t>
+        <w:t>Što propisati u dokumentaciji o nabavi kako bi grad zadržao kontrolu nad svojim podacima</w:t>
       </w:r>
     </w:p>
     <w:p>
@@ -116,7 +116,7 @@
           <w:color w:val="5A5A6E"/>
           <w:sz w:val="22"/>
         </w:rPr>
-        <w:t>Za MIMs Plus 9.0 organizacije OASC</w:t>
+        <w:t>Specifikacija: MIMs Plus 9.0 organizacije OASC</w:t>
       </w:r>
     </w:p>
     <w:p>
@@ -131,7 +131,7 @@
           <w:color w:val="5A5A6E"/>
           <w:sz w:val="18"/>
         </w:rPr>
-        <w:t>Za stručnjake za javnu nabavu, voditelje projekata i direktore informatike europskih gradova</w:t>
+        <w:t>Za stručnjake za javnu nabavu, voditelje projekata i voditelje IT-ja europskih općina</w:t>
       </w:r>
     </w:p>
     <w:p>
@@ -165,7 +165,7 @@
           <w:color w:val="003399"/>
           <w:sz w:val="36"/>
         </w:rPr>
-        <w:t>Čemu ova knjižica</w:t>
+        <w:t>Svrha ove knjižice</w:t>
       </w:r>
     </w:p>
     <w:p>
@@ -191,7 +191,7 @@
           <w:i w:val="0"/>
           <w:sz w:val="21"/>
         </w:rPr>
-        <w:t>Tako ne mora biti. Minimalni mehanizmi interoperabilnosti (MIMs), koje održava Open &amp; Agile Smart Cities (OASC) i koji se podupiru kroz europski pokret living-in.eu, opisuju minimalne tehničke zahtjeve koji vaše podatke čine otvorenima, ponovno upotrijebljenima i neovisnima o pojedinom ponuditelju. Oni su namjerno sažeti: ne predstavljaju glomaznu arhitekturu, već samo nekoliko uvjeta koji moraju biti ispunjeni kako bi sustavi mogli međusobno komunicirati.</w:t>
+        <w:t>Tako ne mora biti. Minimalni mehanizmi interoperabilnosti (MIMs), koje održava Open &amp; Agile Smart Cities (OASC) i koji se podupiru kroz europski pokret living-in.eu, opisuju minimalne tehničke zahtjeve koji vaše podatke čine otvorenima, ponovno upotrijebljivima i neovisnima o pojedinom isporučitelju. Oni su namjerno sažeti: ne predstavljaju opsežnu arhitekturu, već samo nekoliko uvjeta koji moraju vrijediti kako bi sustavi razmjenjivali podatke.</w:t>
       </w:r>
     </w:p>
     <w:p>
@@ -204,7 +204,7 @@
           <w:i w:val="0"/>
           <w:sz w:val="21"/>
         </w:rPr>
-        <w:t>Ne morate biti inženjer da biste ih koristili. Svaki kontrolni popis pretvara jedan MIM u jednostavne stavke koje možete izravno kopirati u dokumentaciju o nabavi, uz obrazloženje kako vas svaka od njih štiti. Odmah nakon kontrolnog popisa nalazi se svaki zahtjev tog MIM-a, od riječi do riječi, kako bi vaši tehnički stručnjaci i ponuditelji mogli provjeriti pojedinosti.</w:t>
+        <w:t>Za korištenje ove knjižice nije potrebno tehničko predznanje. Svaki kontrolni popis pretvara jedan MIM u jednostavne stavke kontrolnog popisa koje možete kopirati u dokumentaciju o nabavi, uz obrazloženje kako vas svaka od njih štiti. Odmah nakon kontrolnog popisa nalazi se svaki zahtjev tog MIM-a, od riječi do riječi, kako bi vaši tehnički stručnjaci i vaši ponuditelji mogli provjeriti pojedinosti.</w:t>
       </w:r>
     </w:p>
     <w:p>
@@ -839,7 +839,7 @@
                 <w:i w:val="0"/>
                 <w:sz w:val="19"/>
               </w:rPr>
-              <w:t>Stavke kontrolnog popisa navode „mora” čak i ondje gdje specifikacija samo preporučuje (treba) ili navodi predloženi mehanizam. To je odluka javnog naručitelja.</w:t>
+              <w:t>Stavke kontrolnog popisa navode svaku točku kao zahtjev čak i ondje gdje specifikacija samo preporučuje (treba) ili navodi predloženi mehanizam. To je odluka javnog naručitelja.</w:t>
             </w:r>
           </w:p>
         </w:tc>
@@ -888,7 +888,7 @@
           <w:i w:val="0"/>
           <w:sz w:val="21"/>
         </w:rPr>
-        <w:t>Sedam jednostavnih mehanizama, jedan cilj: vaši podaci ostaju vaši, a vaši sustavi mogu međusobno komunicirati.</w:t>
+        <w:t>Sedam jednostavnih mehanizama, jedan cilj: podaci ostaju pod kontrolom grada, a sustavi međusobno surađuju.</w:t>
       </w:r>
     </w:p>
     <w:p>
@@ -1278,7 +1278,7 @@
           <w:color w:val="C2186F"/>
           <w:sz w:val="19"/>
         </w:rPr>
-        <w:t xml:space="preserve">Može li se naš digitalni blizanac razvijati?  </w:t>
+        <w:t xml:space="preserve">Može li naš digitalni blizanac rasti?  </w:t>
       </w:r>
       <w:r>
         <w:rPr>
@@ -1286,7 +1286,7 @@
           <w:i w:val="0"/>
           <w:sz w:val="19"/>
         </w:rPr>
-        <w:t>Podaci, modeli i rezultati blizanca ostaju dostupni, dokumentirani i ponovno upotrijebljeni.</w:t>
+        <w:t>Podaci, modeli i rezultati blizanca ostaju dostupni, dokumentirani i ponovno upotrijebljivi.</w:t>
       </w:r>
     </w:p>
     <w:p>
@@ -1351,7 +1351,7 @@
           <w:i w:val="0"/>
           <w:sz w:val="19"/>
         </w:rPr>
-        <w:t>Izlazna strategija, prava na podatke, stabilnost API-ja.</w:t>
+        <w:t>Izlazna klauzula, prava na podatke, stabilnost API-ja.</w:t>
       </w:r>
     </w:p>
     <w:p>
@@ -1945,7 +1945,7 @@
                 <w:i w:val="0"/>
                 <w:sz w:val="18"/>
               </w:rPr>
-              <w:t>Naplata po pojedinačnom zahtjevu za vlastite podatke grada (vidjeti odredbu „Bez naknada po korisniku ili zahtjevu”).</w:t>
+              <w:t>Naplata po zahtjevu za vlastite podatke grada (vidjeti odredbu „Bez naknada za vlastite podatke”).</w:t>
             </w:r>
           </w:p>
         </w:tc>
@@ -2218,7 +2218,7 @@
                 <w:i w:val="0"/>
                 <w:sz w:val="16"/>
               </w:rPr>
-              <w:t>Podatkovni modeli koje koristi koristan teret trebaju biti specificirani (vidjeti MIM2)</w:t>
+              <w:t>Podatkovni modeli koje koristi payload trebaju biti specificirani (vidjeti MIM2)</w:t>
             </w:r>
           </w:p>
         </w:tc>
@@ -2480,9 +2480,9 @@
               <w:br/>
               <w:t>API-ji TREBAJU prikazivati vremensku oznaku sljedećeg očekivanog ažuriranja</w:t>
               <w:br/>
-              <w:t>API-ji TREBAJU podržavati izričito određivanje verzija krajnjih točaka</w:t>
+              <w:t>API-ji TREBAJU podržavati izričito određivanje verzija endpointa</w:t>
               <w:br/>
-              <w:t>API-ji TREBAJU pružati primjere korisnog tereta ili testne upite</w:t>
+              <w:t>API-ji TREBAJU pružati primjere payloada ili testne upite</w:t>
               <w:br/>
               <w:t>API-ji TREBAJU podržavati standardna HTTP zaglavlja za predmemoriranje</w:t>
               <w:br/>
@@ -2492,7 +2492,7 @@
               <w:br/>
               <w:t>API-ji MOGU podržavati djelomične odgovore ili projekcije upita</w:t>
               <w:br/>
-              <w:t>API-ji MOGU izložiti standardnu krajnju točku za provjeru ispravnosti rada sustava (health/status)</w:t>
+              <w:t>API-ji MOGU izložiti standardni health/status endpoint</w:t>
             </w:r>
           </w:p>
         </w:tc>
@@ -4985,7 +4985,7 @@
                 <w:color w:val="5A5A6E"/>
                 <w:sz w:val="16"/>
               </w:rPr>
-              <w:t>The documentation of the data transport format should be sufficient to allow the creation of non-proprietary application or interpretor that is able to reconstruct all the data stored in such a data format.</w:t>
+              <w:t>The documentation of the data transport format should be sufficient to allow the creation of non-proprietary application or interpretor [sic] that is able to reconstruct all the data stored in such a data format.</w:t>
             </w:r>
           </w:p>
         </w:tc>
@@ -5317,7 +5317,7 @@
           <w:i w:val="0"/>
           <w:sz w:val="20"/>
         </w:rPr>
-        <w:t>Ne mogu se svi gradski podaci jednostavno javno objaviti: neki su poslovna tajna, neki osjetljivi. MIM3 omogućuje sigurno dijeljenje preostalih podataka: katalog koji se može pretraživati, licencije temeljene na predlošcima umjesto složenih pravnih ugovora i pravila upravljanja dostupna svima. Specifikacija gotovo cijeli MIM3 formulira kao preporuku (vidjeti str. 3).</w:t>
+        <w:t>Ne mogu se svi gradski podaci jednostavno objaviti: neki su poslovni, neki osjetljivi. MIM3 omogućuje sigurno dijeljenje preostalih podataka: katalog koji se može pretraživati, licencije temeljene na predlošcima umjesto prilagođenog pravnog teksta i pravila upravljanja koja svatko može pročitati. Specifikacija gotovo cijeli MIM3 formulira kao preporuku (vidjeti str. 3).</w:t>
       </w:r>
     </w:p>
     <w:p>
@@ -5402,7 +5402,7 @@
           <w:i w:val="0"/>
           <w:sz w:val="20"/>
         </w:rPr>
-        <w:t>Uvjeti i licencije za uporabu podataka temelje se na poznatim predlošcima (npr. otvorene licencije, standardni ugovori o razmjeni podataka), a ne na posebnim pravnim tekstovima za svaki skup podataka.</w:t>
+        <w:t>Uvjeti i licencije za uporabu podataka proizlaze iz općepoznatih predložaka (npr. otvorene licencije, standardni ugovori o razmjeni podataka), a ne iz prilagođenog pravnog teksta po skupu podataka.</w:t>
       </w:r>
     </w:p>
     <w:p>
@@ -5416,7 +5416,7 @@
           <w:color w:val="5A5A6E"/>
           <w:sz w:val="18"/>
         </w:rPr>
-        <w:t xml:space="preserve">Ugovori postaju primjenjivi u velikom opsegu; pravnici ne postaju usko grlo.   </w:t>
+        <w:t xml:space="preserve">Sporazumi se prilagođavaju rastu bez pojedinačnog pravnog pregleda.   </w:t>
       </w:r>
       <w:r>
         <w:rPr>
@@ -5617,7 +5617,7 @@
                 <w:i w:val="0"/>
                 <w:sz w:val="18"/>
               </w:rPr>
-              <w:t>Pružatelj svojata prava nad podacima grada (vidjeti odredbu „Prava na podacima”).</w:t>
+              <w:t>Pružatelj svojata prava nad podacima grada (vidjeti odredbu „Prava na podatke”).</w:t>
             </w:r>
           </w:p>
           <w:p>
@@ -7223,7 +7223,7 @@
           <w:color w:val="003399"/>
           <w:sz w:val="36"/>
         </w:rPr>
-        <w:t>MIM6 · Jesu li naši podaci sigurni u prijenosu i uporabi?</w:t>
+        <w:t>MIM6 · Jesu li naši podaci sigurni?</w:t>
       </w:r>
     </w:p>
     <w:p>
@@ -7467,7 +7467,7 @@
           <w:i w:val="0"/>
           <w:sz w:val="20"/>
         </w:rPr>
-        <w:t>Ponuditelj mora dokazati usklađenost s normom ISO/IEC 27001:2022 (ili jednakovrijedno) za uslugu kojom upravlja.</w:t>
+        <w:t>Ponuditelj dokazuje usklađenost s normom ISO/IEC 27001:2022 (ili jednakovrijedno) za uslugu kojom upravlja.</w:t>
       </w:r>
     </w:p>
     <w:p>
@@ -7586,7 +7586,7 @@
                 <w:i w:val="0"/>
                 <w:sz w:val="18"/>
               </w:rPr>
-              <w:t>Kada pođe po zlu, revizijski zapisi otkrivaju što se dogodilo i tko je to učinio.</w:t>
+              <w:t>Nakon incidenta, revizijski zapisi pokazuju što se dogodilo i tko je djelovao.</w:t>
             </w:r>
           </w:p>
         </w:tc>
@@ -9522,7 +9522,7 @@
           <w:color w:val="003399"/>
           <w:sz w:val="36"/>
         </w:rPr>
-        <w:t>MIM8 · Može li se naš digitalni blizanac razvijati?</w:t>
+        <w:t>MIM8 · Može li naš digitalni blizanac rasti?</w:t>
       </w:r>
     </w:p>
     <w:p>
@@ -9698,7 +9698,7 @@
           <w:i w:val="0"/>
           <w:sz w:val="20"/>
         </w:rPr>
-        <w:t>Rezultati koriste standardne formate (GeoJSON, CityJSON, 3D Tiles, NetCDF…) koje mogu učitati alati koje ne kupujete od tog ponuditelja.</w:t>
+        <w:t>Izlazni podaci koriste standardne formate (GeoJSON, CityJSON, 3D Tiles, NetCDF…) čitljive alatima trećih strana.</w:t>
       </w:r>
     </w:p>
     <w:p>
@@ -11386,7 +11386,7 @@
           <w:color w:val="C2186F"/>
           <w:sz w:val="22"/>
         </w:rPr>
-        <w:t>Zaštitne mjere protiv ovisnosti o ponuditelju</w:t>
+        <w:t>Zaštitne mjere protiv vezanosti uz jednog isporučitelja</w:t>
       </w:r>
     </w:p>
     <w:p>
@@ -11458,7 +11458,7 @@
           <w:color w:val="003399"/>
           <w:sz w:val="21"/>
         </w:rPr>
-        <w:t>X.2  Prava na podacima</w:t>
+        <w:t>X.2  Prava na podatke</w:t>
       </w:r>
     </w:p>
     <w:p>
@@ -11494,7 +11494,7 @@
           <w:color w:val="003399"/>
           <w:sz w:val="21"/>
         </w:rPr>
-        <w:t>X.3  Bez naknada po korisniku ili zahtjevu</w:t>
+        <w:t>X.3  Bez naknada za vlastite podatke</w:t>
       </w:r>
     </w:p>
     <w:p>
@@ -11507,7 +11507,7 @@
           <w:i w:val="0"/>
           <w:sz w:val="20"/>
         </w:rPr>
-        <w:t>Nema naknada za pristup grada vlastitim podacima.</w:t>
+        <w:t>Javni naručitelj ne plaća naknadu za pristup vlastitim podacima, ni po korisniku ni po zahtjevu.</w:t>
       </w:r>
     </w:p>
     <w:p>
@@ -11543,7 +11543,7 @@
           <w:i w:val="0"/>
           <w:sz w:val="20"/>
         </w:rPr>
-        <w:t>Ugovaratelj osigurava povratnu kompatibilnost API-ja tijekom cijelog trajanja ugovora. Prijelomne promjene najavljuju se najmanje 6 mjeseci unaprijed i objavljuju kao nova verzija, dok prethodna verzija ostaje dostupna do ugovorenog datuma prelaska.</w:t>
+        <w:t>Ugovaratelj osigurava povratnu kompatibilnost API-ja tijekom cijelog trajanja ugovora. Promjene koje narušavaju povratnu kompatibilnost (breaking changes) najavljuju se najmanje 6 mjeseci unaprijed i objavljuju kao nova verzija, dok prethodna verzija ostaje dostupna do ugovorenog datuma prelaska.</w:t>
       </w:r>
     </w:p>
     <w:p>
@@ -11615,7 +11615,7 @@
           <w:i w:val="0"/>
           <w:sz w:val="20"/>
         </w:rPr>
-        <w:t>U dokumentaciji o nabavi navode se prethodno navedene norme; tvrdnje o „kompatibilnosti s” moraju navesti točno sučelje i verziju. Svako upućivanje na normu ili tehničku specifikaciju dopušta jednakovrijedno rješenje; ponuditelj dokazuje jednakovrijednost.</w:t>
+        <w:t>U dokumentaciji o nabavi navode se konkretne norme; tvrdnje o „kompatibilnosti s” moraju navesti točno sučelje i verziju. Svako upućivanje na normu ili tehničku specifikaciju prihvaća jednakovrijedno rješenje; ponuditelj dokazuje jednakovrijednost.</w:t>
       </w:r>
     </w:p>
     <w:p>
@@ -11683,7 +11683,7 @@
           <w:i w:val="0"/>
           <w:sz w:val="20"/>
         </w:rPr>
-        <w:t>Označene stranice: MIM0, MIM1, MIM2, MIM6 i MIM7 (podaci se prikazuju na karti). Iz MIM3 samo stavka 3.1 (podaci o kvaliteti zraka objavljuju se kao otvoreni podaci, pa pripadaju katalogu); ne i MIM8: ovdje nije riječ o digitalnom blizancu.</w:t>
+        <w:t>Označene stranice: MIM0, MIM1, MIM2, MIM6 i MIM7 (podaci se prikazuju na karti). Iz MIM3 samo stavka 3.1 (podaci o kvaliteti zraka objavljuju se kao otvoreni podaci, pa pripadaju katalogu); MIM8 se ne primjenjuje: sustav nije digitalni blizanac.</w:t>
       </w:r>
     </w:p>
     <w:p>
@@ -11955,7 +11955,7 @@
                 <w:i w:val="0"/>
                 <w:sz w:val="18"/>
               </w:rPr>
-              <w:t>Izlazna klauzula, Prava na podacima, Bez naknada po korisniku ili zahtjevu, Stabilnost i određivanje verzija API-ja; ispunjena tablica sukladnosti kao prilog</w:t>
+              <w:t>Izlazna klauzula, Prava na podatke, Bez naknada za vlastite podatke, Stabilnost i određivanje verzija API-ja; ispunjena tablica sukladnosti kao prilog</w:t>
             </w:r>
           </w:p>
         </w:tc>
@@ -12112,7 +12112,7 @@
           <w:i w:val="0"/>
           <w:sz w:val="19"/>
         </w:rPr>
-        <w:t>4.3.23 Ponuditelj ispunjava tablicu sukladnosti (prilog dokumentaciji o nabavi) i navodi dokaze za svaku traženu stavku. Ponuditelj dokazuje točke 4.3.1 do 4.3.21 pozivom API-ja uživo tijekom pregleda i ocjene ponuda; javni naručitelj ponovno ih ispituje pri primopredaji. Neispunjavanje navedenih točaka razlog je za odbijanje primopredaje.</w:t>
+        <w:t>4.3.23 Ponuditelj ispunjava tablicu sukladnosti (prilog dokumentaciji o nabavi) i pruža dokaze za svaku traženu stavku. Tijekom pregleda i ocjene ponuda ponuditelj dokazuje točke 4.3.1 do 4.3.21 (na primjer pozivom API-ja uživo); ponuda koja ne zadovoljava traženu točku ne ispunjava zahtjeve vezane uz predmet nabave. Javni naručitelj ponovno ispituje točke pri primopredaji; neispunjavanje u tom trenutku razlog je za odbijanje primopredaje.</w:t>
       </w:r>
     </w:p>
     <w:p>
@@ -12486,7 +12486,7 @@
           <w:color w:val="5A5A6E"/>
           <w:sz w:val="18"/>
         </w:rPr>
-        <w:t>Obećanje za budućnost označava se s N: povjerenstvo provjerava samo ono što ponuditelj može dokazati.</w:t>
+        <w:t>Obećanje buduće funkcionalnosti označava se s N: povjerenstvo provjerava samo ono što ponuditelj može pokazati. Za traženu stavku, N znači da ponuda ne ispunjava zahtjeve vezane uz predmet nabave.</w:t>
       </w:r>
     </w:p>
     <w:p>
@@ -13717,7 +13717,7 @@
                 <w:i w:val="0"/>
                 <w:sz w:val="17"/>
               </w:rPr>
-              <w:t>Proširenja kao profili, nikada odvojene grane</w:t>
+              <w:t>Proširenja kao profili, nikada forkovi</w:t>
             </w:r>
           </w:p>
         </w:tc>
@@ -14135,7 +14135,7 @@
                 <w:color w:val="FFFFFF"/>
                 <w:sz w:val="17"/>
               </w:rPr>
-              <w:t>MIM6 · Jesu li naši podaci sigurni u prijenosu i uporabi?</w:t>
+              <w:t>MIM6 · Jesu li naši podaci sigurni?</w:t>
             </w:r>
           </w:p>
         </w:tc>
@@ -14831,7 +14831,7 @@
                 <w:color w:val="FFFFFF"/>
                 <w:sz w:val="17"/>
               </w:rPr>
-              <w:t>MIM8 · Može li se naš digitalni blizanac razvijati?</w:t>
+              <w:t>MIM8 · Može li naš digitalni blizanac rasti?</w:t>
             </w:r>
           </w:p>
         </w:tc>
@@ -15843,7 +15843,7 @@
           <w:i w:val="0"/>
           <w:sz w:val="20"/>
         </w:rPr>
-        <w:t>Tehničko pravilo koje svatko može pročitati i primijeniti bez plaćanja naknade ili traženja dopuštenja.</w:t>
+        <w:t>Tehničko pravilo koje svatko smije pročitati i primijeniti besplatno i bez posebnog dopuštenja.</w:t>
       </w:r>
     </w:p>
     <w:p>
@@ -15923,7 +15923,7 @@
           <w:color w:val="003399"/>
           <w:sz w:val="20"/>
         </w:rPr>
-        <w:t xml:space="preserve">Vezivanje uz ponuditelja  —  </w:t>
+        <w:t xml:space="preserve">Vezanost uz isporučitelja (vendor lock-in)  —  </w:t>
       </w:r>
       <w:r>
         <w:rPr>
@@ -15931,7 +15931,7 @@
           <w:i w:val="0"/>
           <w:sz w:val="20"/>
         </w:rPr>
-        <w:t>Situacija u kojoj napuštanje pružatelja usluga stvara tolike troškove — u podacima, formatima ili naknadama — da je praktički neizvedivo.</w:t>
+        <w:t>Stanje u kojem trošak podataka, formata ili naknada promjenu pružatelja usluge čini praktički nemogućom.</w:t>
       </w:r>
     </w:p>
     <w:p>
@@ -16124,7 +16124,7 @@
           <w:color w:val="5A5A6E"/>
           <w:sz w:val="17"/>
         </w:rPr>
-        <w:t>v9.0.6 · 2026-09-18</w:t>
+        <w:t>v9.0.7 · 2026-09-19</w:t>
       </w:r>
     </w:p>
     <w:sectPr>
@@ -16152,7 +16152,7 @@
         <w:color w:val="5A5A6E"/>
         <w:sz w:val="16"/>
       </w:rPr>
-      <w:t xml:space="preserve">Kontrolni popis za javnu nabavu uz primjenu minimalnih mehanizama interoperabilnosti (MIMs) · MIMs Plus 9.0 · v9.0.6 · 2026-09-18  ·  </w:t>
+      <w:t xml:space="preserve">Kontrolni popis za javnu nabavu na temelju minimalnih mehanizama interoperabilnosti (MIMs) · MIMs Plus 9.0 · v9.0.7 · 2026-09-19  ·  </w:t>
     </w:r>
     <w:fldSimple w:instr="PAGE"/>
   </w:p>
